--- a/doc/หน้า จัดการผู้ป่วย.docx
+++ b/doc/หน้า จัดการผู้ป่วย.docx
@@ -3,133 +3,961 @@
 <w:document xmlns:wpc="http://schemas.microsoft.com/office/word/2010/wordprocessingCanvas" xmlns:cx="http://schemas.microsoft.com/office/drawing/2014/chartex" xmlns:cx1="http://schemas.microsoft.com/office/drawing/2015/9/8/chartex" xmlns:cx2="http://schemas.microsoft.com/office/drawing/2015/10/21/chartex" xmlns:cx3="http://schemas.microsoft.com/office/drawing/2016/5/9/chartex" xmlns:cx4="http://schemas.microsoft.com/office/drawing/2016/5/10/chartex" xmlns:cx5="http://schemas.microsoft.com/office/drawing/2016/5/11/chartex" xmlns:cx6="http://schemas.microsoft.com/office/drawing/2016/5/12/chartex" xmlns:cx7="http://schemas.microsoft.com/office/drawing/2016/5/13/chartex" xmlns:cx8="http://schemas.microsoft.com/office/drawing/2016/5/14/chartex" xmlns:mc="http://schemas.openxmlformats.org/markup-compatibility/2006" xmlns:aink="http://schemas.microsoft.com/office/drawing/2016/ink" xmlns:am3d="http://schemas.microsoft.com/office/drawing/2017/model3d" xmlns:o="urn:schemas-microsoft-com:office:office" xmlns:oel="http://schemas.microsoft.com/office/2019/extlst" xmlns:r="http://schemas.openxmlformats.org/officeDocument/2006/relationships" xmlns:m="http://schemas.openxmlformats.org/officeDocument/2006/math" xmlns:v="urn:schemas-microsoft-com:vml" xmlns:wp14="http://schemas.microsoft.com/office/word/2010/wordprocessingDrawing" xmlns:wp="http://schemas.openxmlformats.org/drawingml/2006/wordprocessingDrawing" xmlns:w10="urn:schemas-microsoft-com:office:word" xmlns:w="http://schemas.openxmlformats.org/wordprocessingml/2006/main" xmlns:w14="http://schemas.microsoft.com/office/word/2010/wordml" xmlns:w15="http://schemas.microsoft.com/office/word/2012/wordml" xmlns:w16cex="http://schemas.microsoft.com/office/word/2018/wordml/cex" xmlns:w16cid="http://schemas.microsoft.com/office/word/2016/wordml/cid" xmlns:w16="http://schemas.microsoft.com/office/word/2018/wordml" xmlns:w16du="http://schemas.microsoft.com/office/word/2023/wordml/word16du" xmlns:w16sdtdh="http://schemas.microsoft.com/office/word/2020/wordml/sdtdatahash" xmlns:w16sdtfl="http://schemas.microsoft.com/office/word/2024/wordml/sdtformatlock" xmlns:w16se="http://schemas.microsoft.com/office/word/2015/wordml/symex" xmlns:wpg="http://schemas.microsoft.com/office/word/2010/wordprocessingGroup" xmlns:wpi="http://schemas.microsoft.com/office/word/2010/wordprocessingInk" xmlns:wne="http://schemas.microsoft.com/office/word/2006/wordml" xmlns:wps="http://schemas.microsoft.com/office/word/2010/wordprocessingShape" mc:Ignorable="w14 w15 w16se w16cid w16 w16cex w16sdtdh w16sdtfl w16du wp14">
   <w:body>
     <w:p>
-      <w:r>
-        <w:rPr>
-          <w:rFonts w:hint="cs"/>
-          <w:cs/>
-        </w:rPr>
-        <w:t>หน้า ประวัตินัดหมาย</w:t>
-      </w:r>
-    </w:p>
-    <w:p>
+      <w:pPr>
+        <w:spacing w:after="0"/>
+      </w:pPr>
+      <w:r>
+        <w:rPr>
+          <w:rFonts w:hint="cs"/>
+          <w:cs/>
+        </w:rPr>
+        <w:t xml:space="preserve">หน้า </w:t>
+      </w:r>
+      <w:r>
+        <w:rPr>
+          <w:rFonts w:hint="cs"/>
+          <w:cs/>
+        </w:rPr>
+        <w:t>จัดการผู้ป่วย</w:t>
+      </w:r>
+    </w:p>
+    <w:p>
+      <w:pPr>
+        <w:spacing w:after="0"/>
+        <w:rPr>
+          <w:rFonts w:hint="cs"/>
+          <w:cs/>
+          <w:lang w:val="en-US"/>
+        </w:rPr>
+      </w:pPr>
+      <w:r>
+        <w:rPr>
+          <w:rFonts w:hint="cs"/>
+          <w:cs/>
+        </w:rPr>
+        <w:t>ให้ทำการปรับแก้ไข มาแบบสำเร็จพร้อมวาง</w:t>
+      </w:r>
+    </w:p>
+    <w:p>
+      <w:pPr>
+        <w:spacing w:after="0"/>
+        <w:rPr>
+          <w:rFonts w:hint="cs"/>
+        </w:rPr>
+      </w:pPr>
       <w:r>
         <w:t>app/admin/patients/</w:t>
       </w:r>
-      <w:r>
-        <w:t>[id]</w:t>
-      </w:r>
-      <w:r>
-        <w:t>/appointments</w:t>
-      </w:r>
-    </w:p>
-    <w:p>
-      <w:r>
-        <w:rPr>
-          <w:rFonts w:hint="cs"/>
-          <w:cs/>
-        </w:rPr>
-        <w:t xml:space="preserve">เมื่อกด </w:t>
-      </w:r>
-      <w:r>
-        <w:rPr>
-          <w:lang w:val="en-US"/>
-        </w:rPr>
-        <w:t xml:space="preserve"># </w:t>
-      </w:r>
-      <w:r>
-        <w:rPr>
-          <w:rFonts w:hint="cs"/>
-          <w:cs/>
-        </w:rPr>
-        <w:t xml:space="preserve">สร้างนัดหมายใหม่ </w:t>
-      </w:r>
-    </w:p>
-    <w:p>
-      <w:pPr>
-        <w:ind w:firstLine="720"/>
-      </w:pPr>
-      <w:r>
-        <w:rPr>
-          <w:rFonts w:hint="cs"/>
-          <w:cs/>
-        </w:rPr>
-        <w:t>ในดรอปดาว  ไม่พบข้อมูลแพทย์ให้เลือก</w:t>
-      </w:r>
-    </w:p>
-    <w:p>
-      <w:pPr>
-        <w:rPr>
-          <w:lang w:val="en-US"/>
-        </w:rPr>
-      </w:pPr>
-      <w:r>
-        <w:rPr>
-          <w:rFonts w:hint="cs"/>
-          <w:cs/>
-        </w:rPr>
-        <w:t xml:space="preserve">    </w:t>
-      </w:r>
-      <w:r>
-        <w:rPr>
-          <w:cs/>
-        </w:rPr>
-        <w:tab/>
-      </w:r>
-      <w:proofErr w:type="spellStart"/>
-      <w:r>
-        <w:rPr>
-          <w:rFonts w:hint="cs"/>
-          <w:cs/>
-        </w:rPr>
-        <w:t>ทั้งๆ</w:t>
-      </w:r>
-      <w:proofErr w:type="spellEnd"/>
-      <w:r>
-        <w:rPr>
-          <w:rFonts w:hint="cs"/>
-          <w:cs/>
-        </w:rPr>
-        <w:t>ที่ ตรงข้างล่าง บอกว่า แสดงแพทย์ จาก</w:t>
-      </w:r>
-      <w:r>
-        <w:rPr>
-          <w:lang w:val="en-US"/>
-        </w:rPr>
-        <w:t xml:space="preserve"> 8 </w:t>
-      </w:r>
-      <w:r>
-        <w:rPr>
-          <w:rFonts w:hint="cs"/>
-          <w:cs/>
-          <w:lang w:val="en-US"/>
-        </w:rPr>
-        <w:t>โรงพยาบาล (แม่ข่าย ลูกข่าย)</w:t>
-      </w:r>
-    </w:p>
-    <w:p>
-      <w:pPr>
-        <w:rPr>
-          <w:cs/>
-          <w:lang w:val="en-US"/>
-        </w:rPr>
-      </w:pPr>
-      <w:r>
-        <w:rPr>
-          <w:rFonts w:hint="cs"/>
-          <w:cs/>
-          <w:lang w:val="en-US"/>
-        </w:rPr>
-        <w:t>รายชื่อแพทย์ หายไปไหน แก้ไข ให้ขึ้นมาด้วย ดังรูป</w:t>
-      </w:r>
-    </w:p>
-    <w:p/>
-    <w:p>
-      <w:pPr>
-        <w:rPr>
-          <w:rFonts w:hint="cs"/>
-          <w:cs/>
-        </w:rPr>
-      </w:pPr>
+    </w:p>
+    <w:p>
+      <w:pPr>
+        <w:spacing w:after="0"/>
+        <w:rPr>
+          <w:rFonts w:hint="cs"/>
+        </w:rPr>
+      </w:pPr>
+      <w:r>
+        <w:rPr>
+          <w:rFonts w:hint="cs"/>
+          <w:cs/>
+        </w:rPr>
+        <w:t>การแสดงผู้ป่วยทั้งหมด</w:t>
+      </w:r>
+    </w:p>
+    <w:p>
+      <w:pPr>
+        <w:spacing w:after="0"/>
+      </w:pPr>
+      <w:r>
+        <w:rPr>
+          <w:cs/>
+        </w:rPr>
+        <w:tab/>
+      </w:r>
+      <w:r>
+        <w:rPr>
+          <w:rFonts w:hint="cs"/>
+          <w:cs/>
+        </w:rPr>
+        <w:t xml:space="preserve">ผู้ป่วยมีเป็นจำนวนมาก ทำการแสดงผู้ป่วย ทีละหน้า </w:t>
+      </w:r>
+    </w:p>
+    <w:p>
+      <w:pPr>
+        <w:spacing w:after="0"/>
+        <w:ind w:left="720" w:firstLine="720"/>
+        <w:rPr>
+          <w:lang w:val="en-US"/>
+        </w:rPr>
+      </w:pPr>
+      <w:r>
+        <w:rPr>
+          <w:rFonts w:hint="cs"/>
+          <w:cs/>
+        </w:rPr>
+        <w:t xml:space="preserve">ให้แสดงหน้าละ </w:t>
+      </w:r>
+      <w:r>
+        <w:rPr>
+          <w:lang w:val="en-US"/>
+        </w:rPr>
+        <w:t xml:space="preserve">100 </w:t>
+      </w:r>
+      <w:r>
+        <w:rPr>
+          <w:rFonts w:hint="cs"/>
+          <w:cs/>
+          <w:lang w:val="en-US"/>
+        </w:rPr>
+        <w:t>คน</w:t>
+      </w:r>
+    </w:p>
+    <w:p>
+      <w:pPr>
+        <w:spacing w:after="0"/>
+        <w:ind w:left="720" w:firstLine="720"/>
+        <w:rPr>
+          <w:lang w:val="en-US"/>
+        </w:rPr>
+      </w:pPr>
+      <w:r>
+        <w:rPr>
+          <w:rFonts w:hint="cs"/>
+          <w:cs/>
+          <w:lang w:val="en-US"/>
+        </w:rPr>
+        <w:t xml:space="preserve">ตัวนำทางหน้า มีหน้าสุด หลังสุด เลื่อนทีละหน้า และ ให้สามารถกระโดดไปหน้าที่ต้องการได้ด้วย </w:t>
+      </w:r>
+    </w:p>
+    <w:p>
+      <w:pPr>
+        <w:spacing w:after="0"/>
+        <w:rPr>
+          <w:lang w:val="en-US"/>
+        </w:rPr>
+      </w:pPr>
+      <w:r>
+        <w:rPr>
+          <w:cs/>
+          <w:lang w:val="en-US"/>
+        </w:rPr>
+        <w:tab/>
+      </w:r>
+      <w:r>
+        <w:rPr>
+          <w:rFonts w:hint="cs"/>
+          <w:cs/>
+          <w:lang w:val="en-US"/>
+        </w:rPr>
+        <w:t>การแสดงผู้ป่วย</w:t>
+      </w:r>
+    </w:p>
+    <w:p>
+      <w:pPr>
+        <w:spacing w:after="0"/>
+        <w:rPr>
+          <w:lang w:val="en-US"/>
+        </w:rPr>
+      </w:pPr>
+      <w:r>
+        <w:rPr>
+          <w:cs/>
+          <w:lang w:val="en-US"/>
+        </w:rPr>
+        <w:tab/>
+      </w:r>
+      <w:r>
+        <w:rPr>
+          <w:cs/>
+          <w:lang w:val="en-US"/>
+        </w:rPr>
+        <w:tab/>
+      </w:r>
+      <w:r>
+        <w:rPr>
+          <w:rFonts w:hint="cs"/>
+          <w:cs/>
+          <w:lang w:val="en-US"/>
+        </w:rPr>
+        <w:t>คอลัมพ์ดังนี้</w:t>
+      </w:r>
+    </w:p>
+    <w:p>
+      <w:pPr>
+        <w:spacing w:after="0"/>
+        <w:rPr>
+          <w:rFonts w:hint="cs"/>
+          <w:cs/>
+          <w:lang w:val="en-US"/>
+        </w:rPr>
+      </w:pPr>
+      <w:r>
+        <w:rPr>
+          <w:cs/>
+          <w:lang w:val="en-US"/>
+        </w:rPr>
+        <w:tab/>
+      </w:r>
+      <w:r>
+        <w:rPr>
+          <w:cs/>
+          <w:lang w:val="en-US"/>
+        </w:rPr>
+        <w:tab/>
+      </w:r>
+      <w:r>
+        <w:rPr>
+          <w:rFonts w:hint="cs"/>
+          <w:cs/>
+          <w:lang w:val="en-US"/>
+        </w:rPr>
+        <w:t>ชื่อ</w:t>
+      </w:r>
+      <w:r>
+        <w:rPr>
+          <w:lang w:val="en-US"/>
+        </w:rPr>
+        <w:t>-</w:t>
+      </w:r>
+      <w:r>
+        <w:rPr>
+          <w:rFonts w:hint="cs"/>
+          <w:cs/>
+          <w:lang w:val="en-US"/>
+        </w:rPr>
+        <w:t xml:space="preserve">นามสกุล        </w:t>
+      </w:r>
+      <w:r>
+        <w:rPr>
+          <w:lang w:val="en-US"/>
+        </w:rPr>
+        <w:t>HN</w:t>
+      </w:r>
+      <w:r>
+        <w:rPr>
+          <w:lang w:val="en-US"/>
+        </w:rPr>
+        <w:tab/>
+        <w:t xml:space="preserve">ID Card </w:t>
+      </w:r>
+      <w:r>
+        <w:rPr>
+          <w:lang w:val="en-US"/>
+        </w:rPr>
+        <w:tab/>
+      </w:r>
+      <w:r>
+        <w:rPr>
+          <w:rFonts w:hint="cs"/>
+          <w:cs/>
+          <w:lang w:val="en-US"/>
+        </w:rPr>
+        <w:t>โรงพยาบาล</w:t>
+      </w:r>
+      <w:r>
+        <w:rPr>
+          <w:lang w:val="en-US"/>
+        </w:rPr>
+        <w:tab/>
+      </w:r>
+      <w:r>
+        <w:rPr>
+          <w:rFonts w:hint="cs"/>
+          <w:cs/>
+          <w:lang w:val="en-US"/>
+        </w:rPr>
+        <w:t>โค้ช</w:t>
+      </w:r>
+      <w:r>
+        <w:rPr>
+          <w:cs/>
+          <w:lang w:val="en-US"/>
+        </w:rPr>
+        <w:tab/>
+      </w:r>
+      <w:r>
+        <w:rPr>
+          <w:lang w:val="en-US"/>
+        </w:rPr>
+        <w:t>PAM-Level</w:t>
+      </w:r>
+      <w:r>
+        <w:rPr>
+          <w:lang w:val="en-US"/>
+        </w:rPr>
+        <w:tab/>
+      </w:r>
+      <w:r>
+        <w:rPr>
+          <w:rFonts w:hint="cs"/>
+          <w:cs/>
+          <w:lang w:val="en-US"/>
+        </w:rPr>
+        <w:t>จัดการ</w:t>
+      </w:r>
+    </w:p>
+    <w:p>
+      <w:pPr>
+        <w:spacing w:after="0"/>
+      </w:pPr>
+      <w:r>
+        <w:tab/>
+      </w:r>
+      <w:r>
+        <w:rPr>
+          <w:rFonts w:hint="cs"/>
+          <w:cs/>
+        </w:rPr>
+        <w:t xml:space="preserve">การค้นหา </w:t>
+      </w:r>
+    </w:p>
+    <w:p>
+      <w:pPr>
+        <w:spacing w:after="0"/>
+      </w:pPr>
+      <w:r>
+        <w:rPr>
+          <w:cs/>
+        </w:rPr>
+        <w:tab/>
+      </w:r>
+      <w:r>
+        <w:rPr>
+          <w:cs/>
+        </w:rPr>
+        <w:tab/>
+      </w:r>
+      <w:r>
+        <w:rPr>
+          <w:rFonts w:hint="cs"/>
+          <w:cs/>
+        </w:rPr>
+        <w:t xml:space="preserve">มีช่องค้นหาจาก </w:t>
+      </w:r>
+    </w:p>
+    <w:p>
+      <w:pPr>
+        <w:spacing w:after="0"/>
+        <w:ind w:left="1440" w:firstLine="720"/>
+      </w:pPr>
+      <w:r>
+        <w:rPr>
+          <w:rFonts w:hint="cs"/>
+          <w:cs/>
+        </w:rPr>
+        <w:t xml:space="preserve">ชื่อ นามสกุล </w:t>
+      </w:r>
+    </w:p>
+    <w:p>
+      <w:pPr>
+        <w:spacing w:after="0"/>
+        <w:rPr>
+          <w:lang w:val="en-US"/>
+        </w:rPr>
+      </w:pPr>
+      <w:r>
+        <w:rPr>
+          <w:cs/>
+        </w:rPr>
+        <w:tab/>
+      </w:r>
+      <w:r>
+        <w:rPr>
+          <w:cs/>
+        </w:rPr>
+        <w:tab/>
+      </w:r>
+      <w:r>
+        <w:rPr>
+          <w:cs/>
+        </w:rPr>
+        <w:tab/>
+      </w:r>
+      <w:r>
+        <w:rPr>
+          <w:lang w:val="en-US"/>
+        </w:rPr>
+        <w:t>HN</w:t>
+      </w:r>
+    </w:p>
+    <w:p>
+      <w:pPr>
+        <w:spacing w:after="0"/>
+        <w:rPr>
+          <w:rFonts w:hint="cs"/>
+          <w:lang w:val="en-US"/>
+        </w:rPr>
+      </w:pPr>
+      <w:r>
+        <w:rPr>
+          <w:rFonts w:hint="cs"/>
+          <w:cs/>
+          <w:lang w:val="en-US"/>
+        </w:rPr>
+        <w:t xml:space="preserve">      </w:t>
+      </w:r>
+      <w:r>
+        <w:rPr>
+          <w:cs/>
+          <w:lang w:val="en-US"/>
+        </w:rPr>
+        <w:tab/>
+      </w:r>
+      <w:r>
+        <w:rPr>
+          <w:rFonts w:hint="cs"/>
+          <w:cs/>
+          <w:lang w:val="en-US"/>
+        </w:rPr>
+        <w:t xml:space="preserve">        ปรับแก้ไขเพิ่มเติม</w:t>
+      </w:r>
+    </w:p>
+    <w:p>
+      <w:pPr>
+        <w:spacing w:after="0"/>
+        <w:rPr>
+          <w:lang w:val="en-US"/>
+        </w:rPr>
+      </w:pPr>
+      <w:r>
+        <w:rPr>
+          <w:lang w:val="en-US"/>
+        </w:rPr>
+        <w:tab/>
+      </w:r>
+      <w:r>
+        <w:rPr>
+          <w:lang w:val="en-US"/>
+        </w:rPr>
+        <w:tab/>
+      </w:r>
+      <w:r>
+        <w:rPr>
+          <w:rFonts w:hint="cs"/>
+          <w:cs/>
+          <w:lang w:val="en-US"/>
+        </w:rPr>
+        <w:t xml:space="preserve">ทำช่องค้นหา จาก </w:t>
+      </w:r>
+      <w:r>
+        <w:rPr>
+          <w:lang w:val="en-US"/>
+        </w:rPr>
+        <w:t>ID Card</w:t>
+      </w:r>
+      <w:r>
+        <w:rPr>
+          <w:rFonts w:hint="cs"/>
+          <w:cs/>
+          <w:lang w:val="en-US"/>
+        </w:rPr>
+        <w:t xml:space="preserve"> ขึ้นมาต่างหาก</w:t>
+      </w:r>
+      <w:r>
+        <w:rPr>
+          <w:lang w:val="en-US"/>
+        </w:rPr>
+        <w:t xml:space="preserve"> </w:t>
+      </w:r>
+    </w:p>
+    <w:p>
+      <w:pPr>
+        <w:spacing w:after="0"/>
+        <w:rPr>
+          <w:rFonts w:hint="cs"/>
+        </w:rPr>
+      </w:pPr>
+      <w:r>
+        <w:rPr>
+          <w:lang w:val="en-US"/>
+        </w:rPr>
+        <w:tab/>
+      </w:r>
+      <w:r>
+        <w:rPr>
+          <w:lang w:val="en-US"/>
+        </w:rPr>
+        <w:tab/>
+      </w:r>
+      <w:r>
+        <w:rPr>
+          <w:rFonts w:hint="cs"/>
+          <w:cs/>
+        </w:rPr>
+        <w:t>มี</w:t>
+      </w:r>
+      <w:r>
+        <w:rPr>
+          <w:rFonts w:hint="cs"/>
+          <w:cs/>
+        </w:rPr>
+        <w:t>ดรอปดาว</w:t>
+      </w:r>
+      <w:r>
+        <w:rPr>
+          <w:rFonts w:hint="cs"/>
+          <w:cs/>
+        </w:rPr>
+        <w:t>เลือก ที่สามารถเลือกทั้งหมดได้ด้วย แบ่งหัวข้อเลือกเป็น</w:t>
+      </w:r>
+    </w:p>
+    <w:p>
+      <w:pPr>
+        <w:spacing w:after="0"/>
+        <w:ind w:left="1440" w:firstLine="720"/>
+      </w:pPr>
+      <w:r>
+        <w:rPr>
+          <w:rFonts w:hint="cs"/>
+          <w:cs/>
+        </w:rPr>
+        <w:t xml:space="preserve">โรงพยาบาล </w:t>
+      </w:r>
+    </w:p>
+    <w:p>
+      <w:pPr>
+        <w:spacing w:after="0"/>
+        <w:ind w:left="1440" w:firstLine="720"/>
+      </w:pPr>
+      <w:r>
+        <w:rPr>
+          <w:rFonts w:hint="cs"/>
+          <w:cs/>
+        </w:rPr>
+        <w:t>โค้ชผู้ดูแล</w:t>
+      </w:r>
+    </w:p>
+    <w:p>
+      <w:pPr>
+        <w:spacing w:after="0"/>
+        <w:ind w:left="1440" w:firstLine="720"/>
+        <w:rPr>
+          <w:lang w:val="en-US"/>
+        </w:rPr>
+      </w:pPr>
+      <w:r>
+        <w:rPr>
+          <w:lang w:val="en-US"/>
+        </w:rPr>
+        <w:t>PAM level</w:t>
+      </w:r>
+    </w:p>
+    <w:p>
+      <w:pPr>
+        <w:spacing w:after="0"/>
+        <w:rPr>
+          <w:lang w:val="en-US"/>
+        </w:rPr>
+      </w:pPr>
+      <w:r>
+        <w:rPr>
+          <w:cs/>
+          <w:lang w:val="en-US"/>
+        </w:rPr>
+        <w:tab/>
+      </w:r>
+      <w:r>
+        <w:rPr>
+          <w:rFonts w:hint="cs"/>
+          <w:cs/>
+          <w:lang w:val="en-US"/>
+        </w:rPr>
+        <w:t xml:space="preserve">การจัดเรียง </w:t>
+      </w:r>
+    </w:p>
+    <w:p>
+      <w:pPr>
+        <w:spacing w:after="0"/>
+        <w:rPr>
+          <w:lang w:val="en-US"/>
+        </w:rPr>
+      </w:pPr>
+      <w:r>
+        <w:rPr>
+          <w:cs/>
+          <w:lang w:val="en-US"/>
+        </w:rPr>
+        <w:tab/>
+      </w:r>
+      <w:r>
+        <w:rPr>
+          <w:cs/>
+          <w:lang w:val="en-US"/>
+        </w:rPr>
+        <w:tab/>
+      </w:r>
+      <w:r>
+        <w:rPr>
+          <w:rFonts w:hint="cs"/>
+          <w:cs/>
+          <w:lang w:val="en-US"/>
+        </w:rPr>
+        <w:t xml:space="preserve">เรียงตามชื่อ </w:t>
+      </w:r>
+    </w:p>
+    <w:p>
+      <w:pPr>
+        <w:spacing w:after="0"/>
+        <w:rPr>
+          <w:lang w:val="en-US"/>
+        </w:rPr>
+      </w:pPr>
+      <w:r>
+        <w:rPr>
+          <w:cs/>
+          <w:lang w:val="en-US"/>
+        </w:rPr>
+        <w:tab/>
+      </w:r>
+      <w:r>
+        <w:rPr>
+          <w:cs/>
+          <w:lang w:val="en-US"/>
+        </w:rPr>
+        <w:tab/>
+      </w:r>
+      <w:r>
+        <w:rPr>
+          <w:rFonts w:hint="cs"/>
+          <w:cs/>
+          <w:lang w:val="en-US"/>
+        </w:rPr>
+        <w:t xml:space="preserve">เรียงตาม </w:t>
+      </w:r>
+      <w:r>
+        <w:rPr>
+          <w:lang w:val="en-US"/>
+        </w:rPr>
+        <w:t>ID-Card</w:t>
+      </w:r>
+    </w:p>
+    <w:p>
+      <w:pPr>
+        <w:spacing w:after="0"/>
+        <w:rPr>
+          <w:lang w:val="en-US"/>
+        </w:rPr>
+      </w:pPr>
+      <w:r>
+        <w:rPr>
+          <w:lang w:val="en-US"/>
+        </w:rPr>
+        <w:tab/>
+      </w:r>
+      <w:r>
+        <w:rPr>
+          <w:lang w:val="en-US"/>
+        </w:rPr>
+        <w:tab/>
+      </w:r>
+      <w:r>
+        <w:rPr>
+          <w:rFonts w:hint="cs"/>
+          <w:cs/>
+          <w:lang w:val="en-US"/>
+        </w:rPr>
+        <w:t xml:space="preserve">เรียงตาม </w:t>
+      </w:r>
+      <w:r>
+        <w:rPr>
+          <w:lang w:val="en-US"/>
+        </w:rPr>
+        <w:t>HN</w:t>
+      </w:r>
+    </w:p>
+    <w:p>
+      <w:pPr>
+        <w:spacing w:after="0"/>
+        <w:rPr>
+          <w:lang w:val="en-US"/>
+        </w:rPr>
+      </w:pPr>
+      <w:r>
+        <w:rPr>
+          <w:lang w:val="en-US"/>
+        </w:rPr>
+        <w:tab/>
+      </w:r>
+      <w:r>
+        <w:rPr>
+          <w:lang w:val="en-US"/>
+        </w:rPr>
+        <w:tab/>
+      </w:r>
+      <w:r>
+        <w:rPr>
+          <w:rFonts w:hint="cs"/>
+          <w:cs/>
+          <w:lang w:val="en-US"/>
+        </w:rPr>
+        <w:t>เรียงตาม โรงพยาบาล</w:t>
+      </w:r>
+    </w:p>
+    <w:p>
+      <w:pPr>
+        <w:spacing w:after="0"/>
+        <w:rPr>
+          <w:lang w:val="en-US"/>
+        </w:rPr>
+      </w:pPr>
+      <w:r>
+        <w:rPr>
+          <w:cs/>
+          <w:lang w:val="en-US"/>
+        </w:rPr>
+        <w:tab/>
+      </w:r>
+      <w:r>
+        <w:rPr>
+          <w:cs/>
+          <w:lang w:val="en-US"/>
+        </w:rPr>
+        <w:tab/>
+      </w:r>
+      <w:r>
+        <w:rPr>
+          <w:rFonts w:hint="cs"/>
+          <w:cs/>
+          <w:lang w:val="en-US"/>
+        </w:rPr>
+        <w:t>เรียงตาม โค้ช</w:t>
+      </w:r>
+    </w:p>
+    <w:p>
+      <w:pPr>
+        <w:spacing w:after="0"/>
+        <w:rPr>
+          <w:rFonts w:hint="cs"/>
+          <w:lang w:val="en-US"/>
+        </w:rPr>
+      </w:pPr>
+      <w:r>
+        <w:rPr>
+          <w:cs/>
+          <w:lang w:val="en-US"/>
+        </w:rPr>
+        <w:tab/>
+      </w:r>
+      <w:r>
+        <w:rPr>
+          <w:cs/>
+          <w:lang w:val="en-US"/>
+        </w:rPr>
+        <w:tab/>
+      </w:r>
+      <w:r>
+        <w:rPr>
+          <w:rFonts w:hint="cs"/>
+          <w:cs/>
+          <w:lang w:val="en-US"/>
+        </w:rPr>
+        <w:t xml:space="preserve">เรียงตาม </w:t>
+      </w:r>
+      <w:r>
+        <w:rPr>
+          <w:lang w:val="en-US"/>
+        </w:rPr>
+        <w:t>PAM Level</w:t>
+      </w:r>
+    </w:p>
+    <w:p>
+      <w:pPr>
+        <w:spacing w:after="0"/>
+        <w:rPr>
+          <w:lang w:val="en-US"/>
+        </w:rPr>
+      </w:pPr>
+      <w:r>
+        <w:tab/>
+      </w:r>
+      <w:r>
+        <w:rPr>
+          <w:rFonts w:hint="cs"/>
+          <w:cs/>
+        </w:rPr>
+        <w:t xml:space="preserve">สามารถ </w:t>
+      </w:r>
+      <w:r>
+        <w:rPr>
+          <w:lang w:val="en-US"/>
+        </w:rPr>
+        <w:t xml:space="preserve">Export Excell </w:t>
+      </w:r>
+      <w:r>
+        <w:rPr>
+          <w:rFonts w:hint="cs"/>
+          <w:cs/>
+          <w:lang w:val="en-US"/>
+        </w:rPr>
+        <w:t xml:space="preserve">ได้ </w:t>
+      </w:r>
+    </w:p>
+    <w:p>
+      <w:pPr>
+        <w:spacing w:after="0"/>
+        <w:ind w:left="720" w:firstLine="720"/>
+        <w:rPr>
+          <w:rFonts w:hint="cs"/>
+          <w:lang w:val="en-US"/>
+        </w:rPr>
+      </w:pPr>
+      <w:r>
+        <w:rPr>
+          <w:rFonts w:hint="cs"/>
+          <w:cs/>
+          <w:lang w:val="en-US"/>
+        </w:rPr>
+        <w:lastRenderedPageBreak/>
+        <w:t>ปรับเพิ่มเติม</w:t>
+      </w:r>
+    </w:p>
+    <w:p>
+      <w:pPr>
+        <w:spacing w:after="0"/>
+        <w:ind w:left="720" w:firstLine="720"/>
+        <w:rPr>
+          <w:lang w:val="en-US"/>
+        </w:rPr>
+      </w:pPr>
+      <w:r>
+        <w:rPr>
+          <w:rFonts w:hint="cs"/>
+          <w:cs/>
+          <w:lang w:val="en-US"/>
+        </w:rPr>
+        <w:t>ให้ถามเลือก ว่า จะนำออกทั้งหมด หรือนำออกเฉพาะหน้าได้</w:t>
+      </w:r>
+    </w:p>
+    <w:p>
+      <w:pPr>
+        <w:spacing w:after="0"/>
+        <w:rPr>
+          <w:lang w:val="en-US"/>
+        </w:rPr>
+      </w:pPr>
+      <w:r>
+        <w:rPr>
+          <w:cs/>
+          <w:lang w:val="en-US"/>
+        </w:rPr>
+        <w:tab/>
+      </w:r>
+      <w:r>
+        <w:rPr>
+          <w:rFonts w:hint="cs"/>
+          <w:cs/>
+          <w:lang w:val="en-US"/>
+        </w:rPr>
+        <w:t>การจัดการ</w:t>
+      </w:r>
+    </w:p>
+    <w:p>
+      <w:pPr>
+        <w:spacing w:after="0"/>
+        <w:rPr>
+          <w:lang w:val="en-US"/>
+        </w:rPr>
+      </w:pPr>
+      <w:r>
+        <w:rPr>
+          <w:cs/>
+          <w:lang w:val="en-US"/>
+        </w:rPr>
+        <w:tab/>
+      </w:r>
+      <w:r>
+        <w:rPr>
+          <w:cs/>
+          <w:lang w:val="en-US"/>
+        </w:rPr>
+        <w:tab/>
+      </w:r>
+      <w:r>
+        <w:rPr>
+          <w:rFonts w:hint="cs"/>
+          <w:cs/>
+          <w:lang w:val="en-US"/>
+        </w:rPr>
+        <w:t>การดูผู้ป่วย</w:t>
+      </w:r>
+    </w:p>
+    <w:p>
+      <w:pPr>
+        <w:spacing w:after="0"/>
+        <w:rPr>
+          <w:lang w:val="en-US"/>
+        </w:rPr>
+      </w:pPr>
+      <w:r>
+        <w:rPr>
+          <w:cs/>
+          <w:lang w:val="en-US"/>
+        </w:rPr>
+        <w:tab/>
+      </w:r>
+      <w:r>
+        <w:rPr>
+          <w:cs/>
+          <w:lang w:val="en-US"/>
+        </w:rPr>
+        <w:tab/>
+      </w:r>
+      <w:r>
+        <w:rPr>
+          <w:rFonts w:hint="cs"/>
+          <w:cs/>
+          <w:lang w:val="en-US"/>
+        </w:rPr>
+        <w:t>การแก้ไขผู้ป่วย</w:t>
+      </w:r>
+    </w:p>
+    <w:p>
+      <w:pPr>
+        <w:spacing w:after="0"/>
+        <w:rPr>
+          <w:lang w:val="en-US"/>
+        </w:rPr>
+      </w:pPr>
+      <w:r>
+        <w:rPr>
+          <w:cs/>
+          <w:lang w:val="en-US"/>
+        </w:rPr>
+        <w:tab/>
+      </w:r>
+      <w:r>
+        <w:rPr>
+          <w:cs/>
+          <w:lang w:val="en-US"/>
+        </w:rPr>
+        <w:tab/>
+      </w:r>
+      <w:r>
+        <w:rPr>
+          <w:rFonts w:hint="cs"/>
+          <w:cs/>
+          <w:lang w:val="en-US"/>
+        </w:rPr>
+        <w:t xml:space="preserve">การลบผู้ป่วย </w:t>
+      </w:r>
+    </w:p>
+    <w:p>
+      <w:pPr>
+        <w:spacing w:after="0"/>
+        <w:rPr>
+          <w:rFonts w:hint="cs"/>
+          <w:cs/>
+          <w:lang w:val="en-US"/>
+        </w:rPr>
+      </w:pPr>
+      <w:r>
+        <w:rPr>
+          <w:rFonts w:hint="cs"/>
+          <w:cs/>
+          <w:lang w:val="en-US"/>
+        </w:rPr>
+        <w:t>ส่วนต่างๆคงเดิม</w:t>
+      </w:r>
     </w:p>
     <w:sectPr>
       <w:pgSz w:w="12240" w:h="15840"/>

--- a/doc/หน้า จัดการผู้ป่วย.docx
+++ b/doc/หน้า จัดการผู้ป่วย.docx
@@ -11,39 +11,28 @@
           <w:rFonts w:hint="cs"/>
           <w:cs/>
         </w:rPr>
-        <w:t xml:space="preserve">หน้า </w:t>
-      </w:r>
-      <w:r>
-        <w:rPr>
-          <w:rFonts w:hint="cs"/>
-          <w:cs/>
-        </w:rPr>
-        <w:t>จัดการผู้ป่วย</w:t>
-      </w:r>
-    </w:p>
-    <w:p>
-      <w:pPr>
-        <w:spacing w:after="0"/>
-        <w:rPr>
-          <w:rFonts w:hint="cs"/>
-          <w:cs/>
-          <w:lang w:val="en-US"/>
-        </w:rPr>
-      </w:pPr>
-      <w:r>
-        <w:rPr>
-          <w:rFonts w:hint="cs"/>
-          <w:cs/>
-        </w:rPr>
-        <w:t>ให้ทำการปรับแก้ไข มาแบบสำเร็จพร้อมวาง</w:t>
-      </w:r>
-    </w:p>
-    <w:p>
-      <w:pPr>
-        <w:spacing w:after="0"/>
-        <w:rPr>
-          <w:rFonts w:hint="cs"/>
-        </w:rPr>
+        <w:t>หน้า จัดการผู้ป่วย</w:t>
+      </w:r>
+    </w:p>
+    <w:p>
+      <w:pPr>
+        <w:spacing w:after="0"/>
+        <w:rPr>
+          <w:cs/>
+          <w:lang w:val="en-US"/>
+        </w:rPr>
+      </w:pPr>
+      <w:r>
+        <w:rPr>
+          <w:rFonts w:hint="cs"/>
+          <w:cs/>
+        </w:rPr>
+        <w:t xml:space="preserve">ให้เสนอแนะวิธีการ ขึ้นมาก่อน และถ้าต้องทำการปรับแก้ไข ให้ถามตอบความต้องการในการทำมาแบบสำเร็จพร้อมวาง </w:t>
+      </w:r>
+    </w:p>
+    <w:p>
+      <w:pPr>
+        <w:spacing w:after="0"/>
       </w:pPr>
       <w:r>
         <w:t>app/admin/patients/</w:t>
@@ -53,39 +42,875 @@
       <w:pPr>
         <w:spacing w:after="0"/>
         <w:rPr>
-          <w:rFonts w:hint="cs"/>
-        </w:rPr>
-      </w:pPr>
-      <w:r>
-        <w:rPr>
-          <w:rFonts w:hint="cs"/>
-          <w:cs/>
-        </w:rPr>
-        <w:t>การแสดงผู้ป่วยทั้งหมด</w:t>
-      </w:r>
-    </w:p>
-    <w:p>
-      <w:pPr>
-        <w:spacing w:after="0"/>
-      </w:pPr>
-      <w:r>
-        <w:rPr>
-          <w:cs/>
-        </w:rPr>
-        <w:tab/>
-      </w:r>
-      <w:r>
-        <w:rPr>
-          <w:rFonts w:hint="cs"/>
-          <w:cs/>
-        </w:rPr>
-        <w:t xml:space="preserve">ผู้ป่วยมีเป็นจำนวนมาก ทำการแสดงผู้ป่วย ทีละหน้า </w:t>
+          <w:lang w:val="en-US"/>
+        </w:rPr>
+      </w:pPr>
+    </w:p>
+    <w:p>
+      <w:pPr>
+        <w:spacing w:after="0"/>
+        <w:rPr>
+          <w:rFonts w:hint="cs"/>
+          <w:lang w:val="en-US"/>
+        </w:rPr>
+      </w:pPr>
+    </w:p>
+    <w:p>
+      <w:pPr>
+        <w:spacing w:after="0"/>
+        <w:rPr>
+          <w:rFonts w:hint="cs"/>
+          <w:lang w:val="en-US"/>
+        </w:rPr>
+      </w:pPr>
+      <w:r>
+        <w:rPr>
+          <w:rFonts w:hint="cs"/>
+          <w:cs/>
+          <w:lang w:val="en-US"/>
+        </w:rPr>
+        <w:t xml:space="preserve">ยอดทั้งหมด  ให้มีเฉพาะเท่าที่ค้นหาได้ </w:t>
+      </w:r>
+    </w:p>
+    <w:p>
+      <w:pPr>
+        <w:spacing w:after="0"/>
+        <w:rPr>
+          <w:lang w:val="en-US"/>
+        </w:rPr>
+      </w:pPr>
+      <w:r>
+        <w:rPr>
+          <w:rFonts w:hint="cs"/>
+          <w:cs/>
+          <w:lang w:val="en-US"/>
+        </w:rPr>
+        <w:t xml:space="preserve">       ถ้า เป็น ซู</w:t>
+      </w:r>
+      <w:proofErr w:type="spellStart"/>
+      <w:r>
+        <w:rPr>
+          <w:rFonts w:hint="cs"/>
+          <w:cs/>
+          <w:lang w:val="en-US"/>
+        </w:rPr>
+        <w:t>เปอร์</w:t>
+      </w:r>
+      <w:proofErr w:type="spellEnd"/>
+      <w:r>
+        <w:rPr>
+          <w:rFonts w:hint="cs"/>
+          <w:cs/>
+          <w:lang w:val="en-US"/>
+        </w:rPr>
+        <w:t>แอดมิน ก็ นับมาทั้งหมด</w:t>
+      </w:r>
+    </w:p>
+    <w:p>
+      <w:pPr>
+        <w:spacing w:after="0"/>
+        <w:rPr>
+          <w:lang w:val="en-US"/>
+        </w:rPr>
+      </w:pPr>
+      <w:r>
+        <w:rPr>
+          <w:rFonts w:hint="cs"/>
+          <w:cs/>
+          <w:lang w:val="en-US"/>
+        </w:rPr>
+        <w:t xml:space="preserve">       ถ้าเป็น แอดมิน และ แม่ข่ายลูกข่าย ก็ นับมาแค่ แม่ข่าย ลูกข่าย ของตัวเอง เท่านั้น  </w:t>
+      </w:r>
+    </w:p>
+    <w:p>
+      <w:pPr>
+        <w:spacing w:after="0"/>
+        <w:rPr>
+          <w:lang w:val="en-US"/>
+        </w:rPr>
+      </w:pPr>
+      <w:r>
+        <w:rPr>
+          <w:rFonts w:hint="cs"/>
+          <w:cs/>
+          <w:lang w:val="en-US"/>
+        </w:rPr>
+        <w:t>เท่าที่ให้ มี เท่าที่สิทธิ์</w:t>
+      </w:r>
+    </w:p>
+    <w:p>
+      <w:pPr>
+        <w:spacing w:after="0"/>
+        <w:rPr>
+          <w:rFonts w:hint="cs"/>
+          <w:cs/>
+          <w:lang w:val="en-US"/>
+        </w:rPr>
+      </w:pPr>
+    </w:p>
+    <w:p>
+      <w:pPr>
+        <w:spacing w:after="0"/>
+        <w:rPr>
+          <w:rFonts w:hint="cs"/>
+        </w:rPr>
+      </w:pPr>
+      <w:r>
+        <w:rPr>
+          <w:cs/>
+        </w:rPr>
+        <w:t xml:space="preserve">การมองเห็นผู้ป่วย ให้เห็นตามสิทธิ์ของผู้ใช้ เฉพาะ แม่ข่าย และ ลูกข่ายตัว เอง </w:t>
+      </w:r>
+    </w:p>
+    <w:p>
+      <w:pPr>
+        <w:spacing w:after="0"/>
+        <w:rPr>
+          <w:rFonts w:ascii="Arial" w:eastAsia="Times New Roman" w:hAnsi="Arial" w:cs="Arial"/>
+          <w:color w:val="1D1D1F"/>
+          <w:kern w:val="0"/>
+          <w:szCs w:val="24"/>
+          <w14:ligatures w14:val="none"/>
+        </w:rPr>
+      </w:pPr>
+      <w:r>
+        <w:rPr>
+          <w:rFonts w:hint="cs"/>
+          <w:cs/>
+        </w:rPr>
+        <w:t xml:space="preserve">  </w:t>
+      </w:r>
+      <w:r>
+        <w:rPr>
+          <w:cs/>
+        </w:rPr>
+        <w:tab/>
+      </w:r>
+      <w:r>
+        <w:rPr>
+          <w:rFonts w:ascii="Arial" w:eastAsia="Times New Roman" w:hAnsi="Arial"/>
+          <w:color w:val="1D1D1F"/>
+          <w:kern w:val="0"/>
+          <w:szCs w:val="24"/>
+          <w:bdr w:val="single" w:sz="2" w:space="0" w:color="E3E3E3" w:frame="1"/>
+          <w:cs/>
+          <w14:ligatures w14:val="none"/>
+        </w:rPr>
+        <w:t>ถ้าเป็น</w:t>
+      </w:r>
+      <w:r>
+        <w:rPr>
+          <w:rFonts w:ascii="Arial" w:eastAsia="Times New Roman" w:hAnsi="Arial" w:cs="Arial"/>
+          <w:color w:val="1D1D1F"/>
+          <w:kern w:val="0"/>
+          <w:szCs w:val="24"/>
+          <w:bdr w:val="single" w:sz="2" w:space="0" w:color="E3E3E3" w:frame="1"/>
+          <w14:ligatures w14:val="none"/>
+        </w:rPr>
+        <w:t xml:space="preserve"> </w:t>
+      </w:r>
+      <w:r>
+        <w:rPr>
+          <w:rFonts w:ascii="Arial" w:eastAsia="Times New Roman" w:hAnsi="Arial" w:cs="Arial"/>
+          <w:b/>
+          <w:bCs/>
+          <w:color w:val="1D1D1F"/>
+          <w:kern w:val="0"/>
+          <w:szCs w:val="24"/>
+          <w:bdr w:val="single" w:sz="2" w:space="0" w:color="E3E3E3" w:frame="1"/>
+          <w14:ligatures w14:val="none"/>
+        </w:rPr>
+        <w:t>Super Admin</w:t>
+      </w:r>
+      <w:r>
+        <w:rPr>
+          <w:rFonts w:ascii="Arial" w:eastAsia="Times New Roman" w:hAnsi="Arial" w:cs="Arial"/>
+          <w:color w:val="1D1D1F"/>
+          <w:kern w:val="0"/>
+          <w:szCs w:val="24"/>
+          <w:bdr w:val="single" w:sz="2" w:space="0" w:color="E3E3E3" w:frame="1"/>
+          <w14:ligatures w14:val="none"/>
+        </w:rPr>
+        <w:t xml:space="preserve">: </w:t>
+      </w:r>
+      <w:r>
+        <w:rPr>
+          <w:rFonts w:ascii="Arial" w:eastAsia="Times New Roman" w:hAnsi="Arial"/>
+          <w:color w:val="1D1D1F"/>
+          <w:kern w:val="0"/>
+          <w:szCs w:val="24"/>
+          <w:bdr w:val="single" w:sz="2" w:space="0" w:color="E3E3E3" w:frame="1"/>
+          <w:cs/>
+          <w14:ligatures w14:val="none"/>
+        </w:rPr>
+        <w:t xml:space="preserve"> "ดูทั้งหมด"</w:t>
+      </w:r>
+    </w:p>
+    <w:p>
+      <w:pPr>
+        <w:pBdr>
+          <w:top w:val="single" w:sz="2" w:space="0" w:color="E3E3E3"/>
+          <w:left w:val="single" w:sz="2" w:space="0" w:color="E3E3E3"/>
+          <w:bottom w:val="single" w:sz="2" w:space="0" w:color="E3E3E3"/>
+          <w:right w:val="single" w:sz="2" w:space="0" w:color="E3E3E3"/>
+        </w:pBdr>
+        <w:shd w:val="clear" w:color="auto" w:fill="FFFFFF"/>
+        <w:spacing w:after="0" w:line="240" w:lineRule="auto"/>
+        <w:ind w:left="720"/>
+        <w:rPr>
+          <w:rFonts w:ascii="Arial" w:eastAsia="Times New Roman" w:hAnsi="Arial" w:cs="Arial"/>
+          <w:color w:val="1D1D1F"/>
+          <w:kern w:val="0"/>
+          <w:szCs w:val="24"/>
+          <w14:ligatures w14:val="none"/>
+        </w:rPr>
+      </w:pPr>
+      <w:r>
+        <w:rPr>
+          <w:rFonts w:ascii="Arial" w:eastAsia="Times New Roman" w:hAnsi="Arial"/>
+          <w:color w:val="1D1D1F"/>
+          <w:kern w:val="0"/>
+          <w:szCs w:val="24"/>
+          <w:bdr w:val="single" w:sz="2" w:space="0" w:color="E3E3E3" w:frame="1"/>
+          <w:cs/>
+          <w14:ligatures w14:val="none"/>
+        </w:rPr>
+        <w:t>ถ้าเป็น</w:t>
+      </w:r>
+      <w:r>
+        <w:rPr>
+          <w:rFonts w:ascii="Arial" w:eastAsia="Times New Roman" w:hAnsi="Arial" w:cs="Arial"/>
+          <w:color w:val="1D1D1F"/>
+          <w:kern w:val="0"/>
+          <w:szCs w:val="24"/>
+          <w:bdr w:val="single" w:sz="2" w:space="0" w:color="E3E3E3" w:frame="1"/>
+          <w14:ligatures w14:val="none"/>
+        </w:rPr>
+        <w:t xml:space="preserve"> </w:t>
+      </w:r>
+      <w:r>
+        <w:rPr>
+          <w:rFonts w:ascii="Arial" w:eastAsia="Times New Roman" w:hAnsi="Arial"/>
+          <w:b/>
+          <w:bCs/>
+          <w:color w:val="1D1D1F"/>
+          <w:kern w:val="0"/>
+          <w:szCs w:val="24"/>
+          <w:bdr w:val="single" w:sz="2" w:space="0" w:color="E3E3E3" w:frame="1"/>
+          <w:cs/>
+          <w14:ligatures w14:val="none"/>
+        </w:rPr>
+        <w:t>แม่ข่าย (</w:t>
+      </w:r>
+      <w:r>
+        <w:rPr>
+          <w:rFonts w:ascii="Arial" w:eastAsia="Times New Roman" w:hAnsi="Arial" w:cs="Arial"/>
+          <w:b/>
+          <w:bCs/>
+          <w:color w:val="1D1D1F"/>
+          <w:kern w:val="0"/>
+          <w:szCs w:val="24"/>
+          <w:bdr w:val="single" w:sz="2" w:space="0" w:color="E3E3E3" w:frame="1"/>
+          <w14:ligatures w14:val="none"/>
+        </w:rPr>
+        <w:t>Main)</w:t>
+      </w:r>
+      <w:r>
+        <w:rPr>
+          <w:rFonts w:ascii="Arial" w:eastAsia="Times New Roman" w:hAnsi="Arial" w:cs="Arial"/>
+          <w:color w:val="1D1D1F"/>
+          <w:kern w:val="0"/>
+          <w:szCs w:val="24"/>
+          <w:bdr w:val="single" w:sz="2" w:space="0" w:color="E3E3E3" w:frame="1"/>
+          <w14:ligatures w14:val="none"/>
+        </w:rPr>
+        <w:t xml:space="preserve">: </w:t>
+      </w:r>
+      <w:r>
+        <w:rPr>
+          <w:rFonts w:ascii="Arial" w:eastAsia="Times New Roman" w:hAnsi="Arial"/>
+          <w:color w:val="1D1D1F"/>
+          <w:kern w:val="0"/>
+          <w:szCs w:val="24"/>
+          <w:bdr w:val="single" w:sz="2" w:space="0" w:color="E3E3E3" w:frame="1"/>
+          <w:cs/>
+          <w14:ligatures w14:val="none"/>
+        </w:rPr>
+        <w:t>ดูตัวเอง + ลูกข่ายทั้งหมดใต้สังกัด</w:t>
+      </w:r>
+    </w:p>
+    <w:p>
+      <w:pPr>
+        <w:pBdr>
+          <w:top w:val="single" w:sz="2" w:space="0" w:color="E3E3E3"/>
+          <w:left w:val="single" w:sz="2" w:space="0" w:color="E3E3E3"/>
+          <w:bottom w:val="single" w:sz="2" w:space="0" w:color="E3E3E3"/>
+          <w:right w:val="single" w:sz="2" w:space="0" w:color="E3E3E3"/>
+        </w:pBdr>
+        <w:shd w:val="clear" w:color="auto" w:fill="FFFFFF"/>
+        <w:spacing w:after="0" w:line="240" w:lineRule="auto"/>
+        <w:ind w:left="720"/>
+        <w:rPr>
+          <w:rFonts w:ascii="Arial" w:eastAsia="Times New Roman" w:hAnsi="Arial" w:cs="Arial"/>
+          <w:color w:val="1D1D1F"/>
+          <w:kern w:val="0"/>
+          <w:szCs w:val="24"/>
+          <w14:ligatures w14:val="none"/>
+        </w:rPr>
+      </w:pPr>
+      <w:r>
+        <w:rPr>
+          <w:rFonts w:ascii="Arial" w:eastAsia="Times New Roman" w:hAnsi="Arial"/>
+          <w:color w:val="1D1D1F"/>
+          <w:kern w:val="0"/>
+          <w:szCs w:val="24"/>
+          <w:bdr w:val="single" w:sz="2" w:space="0" w:color="E3E3E3" w:frame="1"/>
+          <w:cs/>
+          <w14:ligatures w14:val="none"/>
+        </w:rPr>
+        <w:t>ถ้าเป็น</w:t>
+      </w:r>
+      <w:r>
+        <w:rPr>
+          <w:rFonts w:ascii="Arial" w:eastAsia="Times New Roman" w:hAnsi="Arial" w:cs="Arial"/>
+          <w:color w:val="1D1D1F"/>
+          <w:kern w:val="0"/>
+          <w:szCs w:val="24"/>
+          <w:bdr w:val="single" w:sz="2" w:space="0" w:color="E3E3E3" w:frame="1"/>
+          <w14:ligatures w14:val="none"/>
+        </w:rPr>
+        <w:t xml:space="preserve"> </w:t>
+      </w:r>
+      <w:r>
+        <w:rPr>
+          <w:rFonts w:ascii="Arial" w:eastAsia="Times New Roman" w:hAnsi="Arial"/>
+          <w:b/>
+          <w:bCs/>
+          <w:color w:val="1D1D1F"/>
+          <w:kern w:val="0"/>
+          <w:szCs w:val="24"/>
+          <w:bdr w:val="single" w:sz="2" w:space="0" w:color="E3E3E3" w:frame="1"/>
+          <w:cs/>
+          <w14:ligatures w14:val="none"/>
+        </w:rPr>
+        <w:t>ลูกข่าย (</w:t>
+      </w:r>
+      <w:r>
+        <w:rPr>
+          <w:rFonts w:ascii="Arial" w:eastAsia="Times New Roman" w:hAnsi="Arial" w:cs="Arial"/>
+          <w:b/>
+          <w:bCs/>
+          <w:color w:val="1D1D1F"/>
+          <w:kern w:val="0"/>
+          <w:szCs w:val="24"/>
+          <w:bdr w:val="single" w:sz="2" w:space="0" w:color="E3E3E3" w:frame="1"/>
+          <w14:ligatures w14:val="none"/>
+        </w:rPr>
+        <w:t>Sub)</w:t>
+      </w:r>
+      <w:r>
+        <w:rPr>
+          <w:rFonts w:ascii="Arial" w:eastAsia="Times New Roman" w:hAnsi="Arial" w:cs="Arial"/>
+          <w:color w:val="1D1D1F"/>
+          <w:kern w:val="0"/>
+          <w:szCs w:val="24"/>
+          <w:bdr w:val="single" w:sz="2" w:space="0" w:color="E3E3E3" w:frame="1"/>
+          <w14:ligatures w14:val="none"/>
+        </w:rPr>
+        <w:t xml:space="preserve">: </w:t>
+      </w:r>
+      <w:r>
+        <w:rPr>
+          <w:rFonts w:ascii="Arial" w:eastAsia="Times New Roman" w:hAnsi="Arial"/>
+          <w:color w:val="1D1D1F"/>
+          <w:kern w:val="0"/>
+          <w:szCs w:val="24"/>
+          <w:bdr w:val="single" w:sz="2" w:space="0" w:color="E3E3E3" w:frame="1"/>
+          <w:cs/>
+          <w14:ligatures w14:val="none"/>
+        </w:rPr>
+        <w:t>ดูตัวเอง + แม่ข่ายของตน + ลูกข่ายตัวอื่น ๆ ที่อยู่ใต้แม่ข่ายคนเดียวกัน (</w:t>
+      </w:r>
+      <w:r>
+        <w:rPr>
+          <w:rFonts w:ascii="Arial" w:eastAsia="Times New Roman" w:hAnsi="Arial" w:cs="Arial"/>
+          <w:color w:val="1D1D1F"/>
+          <w:kern w:val="0"/>
+          <w:szCs w:val="24"/>
+          <w:bdr w:val="single" w:sz="2" w:space="0" w:color="E3E3E3" w:frame="1"/>
+          <w14:ligatures w14:val="none"/>
+        </w:rPr>
+        <w:t>Network View)</w:t>
+      </w:r>
+    </w:p>
+    <w:p>
+      <w:pPr>
+        <w:spacing w:after="0"/>
+      </w:pPr>
+    </w:p>
+    <w:p>
+      <w:pPr>
+        <w:spacing w:after="0"/>
+      </w:pPr>
+      <w:r>
+        <w:t>Permission (</w:t>
+      </w:r>
+      <w:r>
+        <w:rPr>
+          <w:cs/>
+        </w:rPr>
+        <w:t>สิทธิ์การมองเห็น):</w:t>
+      </w:r>
+    </w:p>
+    <w:p>
+      <w:pPr>
+        <w:spacing w:after="0"/>
+        <w:ind w:firstLine="720"/>
+        <w:rPr>
+          <w:rFonts w:hint="cs"/>
+        </w:rPr>
+      </w:pPr>
+      <w:r>
+        <w:t xml:space="preserve">Super Admin: </w:t>
+      </w:r>
+      <w:r>
+        <w:rPr>
+          <w:cs/>
+        </w:rPr>
+        <w:t>เห็นทั้งหมด</w:t>
+      </w:r>
+    </w:p>
+    <w:p>
+      <w:pPr>
+        <w:spacing w:after="0"/>
+        <w:ind w:firstLine="720"/>
+        <w:rPr>
+          <w:rFonts w:hint="cs"/>
+        </w:rPr>
+      </w:pPr>
+      <w:r>
+        <w:t xml:space="preserve">Admin/Staff: </w:t>
+      </w:r>
+      <w:r>
+        <w:rPr>
+          <w:cs/>
+        </w:rPr>
+        <w:t xml:space="preserve"> รพ.ตัวเอง + ลูกข่าย</w:t>
+      </w:r>
+    </w:p>
+    <w:p>
+      <w:pPr>
+        <w:spacing w:after="0"/>
+      </w:pPr>
+      <w:r>
+        <w:t>Pagination &amp; Sorting:</w:t>
+      </w:r>
+    </w:p>
+    <w:p>
+      <w:pPr>
+        <w:spacing w:after="0"/>
+        <w:ind w:firstLine="720"/>
+      </w:pPr>
+      <w:r>
+        <w:rPr>
+          <w:cs/>
+        </w:rPr>
+        <w:t xml:space="preserve">ใช้ </w:t>
+      </w:r>
+      <w:r>
+        <w:t xml:space="preserve">getPatientListPaginated </w:t>
+      </w:r>
+      <w:r>
+        <w:rPr>
+          <w:cs/>
+        </w:rPr>
+        <w:t xml:space="preserve">ที่รับ </w:t>
+      </w:r>
+      <w:r>
+        <w:t>page, pageSize, sortBy, sortOrder</w:t>
+      </w:r>
+    </w:p>
+    <w:p>
+      <w:pPr>
+        <w:spacing w:after="0"/>
+      </w:pPr>
+      <w:r>
+        <w:rPr>
+          <w:cs/>
+        </w:rPr>
+        <w:t xml:space="preserve">เมื่อกด </w:t>
+      </w:r>
+      <w:r>
+        <w:t xml:space="preserve">Sort </w:t>
+      </w:r>
+      <w:r>
+        <w:rPr>
+          <w:cs/>
+        </w:rPr>
+        <w:t xml:space="preserve">หรือเปลี่ยนหน้า ระบบจะเรียก </w:t>
+      </w:r>
+      <w:r>
+        <w:t xml:space="preserve">API </w:t>
+      </w:r>
+      <w:r>
+        <w:rPr>
+          <w:cs/>
+        </w:rPr>
+        <w:t xml:space="preserve">ใหม่พร้อม </w:t>
+      </w:r>
+      <w:r>
+        <w:t xml:space="preserve">Parameter </w:t>
+      </w:r>
+      <w:r>
+        <w:rPr>
+          <w:cs/>
+        </w:rPr>
+        <w:t xml:space="preserve">เหล่านั้น ทำให้ </w:t>
+      </w:r>
+      <w:r>
+        <w:t xml:space="preserve">Database </w:t>
+      </w:r>
+      <w:r>
+        <w:rPr>
+          <w:cs/>
+        </w:rPr>
+        <w:t>ทำการเรียงและตัดข้อมูลมาให้เราแค่ 100 แถวที่ต้องการเท่านั้น (เร็วมาก!)</w:t>
+      </w:r>
+    </w:p>
+    <w:p>
+      <w:pPr>
+        <w:spacing w:after="0"/>
+      </w:pPr>
+      <w:r>
+        <w:t xml:space="preserve">Search </w:t>
+      </w:r>
+      <w:r>
+        <w:rPr>
+          <w:cs/>
+        </w:rPr>
+        <w:t>แยกประเภท:</w:t>
+      </w:r>
+    </w:p>
+    <w:p>
+      <w:pPr>
+        <w:spacing w:after="0"/>
+        <w:ind w:firstLine="720"/>
+      </w:pPr>
+      <w:r>
+        <w:rPr>
+          <w:cs/>
+        </w:rPr>
+        <w:t xml:space="preserve">มี </w:t>
+      </w:r>
+      <w:r>
+        <w:t xml:space="preserve">State searchTermNameHN </w:t>
+      </w:r>
+      <w:r>
+        <w:rPr>
+          <w:cs/>
+        </w:rPr>
+        <w:t xml:space="preserve">และ </w:t>
+      </w:r>
+      <w:r>
+        <w:t xml:space="preserve">searchTermIdCard </w:t>
+      </w:r>
+      <w:r>
+        <w:rPr>
+          <w:cs/>
+        </w:rPr>
+        <w:t>แยกกัน</w:t>
+      </w:r>
+    </w:p>
+    <w:p>
+      <w:pPr>
+        <w:spacing w:after="0"/>
+      </w:pPr>
+      <w:r>
+        <w:rPr>
+          <w:cs/>
+        </w:rPr>
+        <w:t xml:space="preserve">ใน </w:t>
+      </w:r>
+      <w:r>
+        <w:t xml:space="preserve">queries.ts </w:t>
+      </w:r>
+      <w:r>
+        <w:rPr>
+          <w:cs/>
+        </w:rPr>
+        <w:t xml:space="preserve">มีการเช็คถ้ามี </w:t>
+      </w:r>
+      <w:r>
+        <w:t xml:space="preserve">idCardSearch </w:t>
+      </w:r>
+      <w:r>
+        <w:rPr>
+          <w:cs/>
+        </w:rPr>
+        <w:t xml:space="preserve">จะไป </w:t>
+      </w:r>
+      <w:r>
+        <w:t xml:space="preserve">Query </w:t>
+      </w:r>
+      <w:r>
+        <w:rPr>
+          <w:cs/>
+        </w:rPr>
+        <w:t xml:space="preserve">ตาราง </w:t>
+      </w:r>
+      <w:r>
+        <w:t xml:space="preserve">users </w:t>
+      </w:r>
+      <w:r>
+        <w:rPr>
+          <w:cs/>
+        </w:rPr>
+        <w:t xml:space="preserve">ก่อนเพื่อหา </w:t>
+      </w:r>
+      <w:r>
+        <w:t xml:space="preserve">user_id </w:t>
+      </w:r>
+      <w:r>
+        <w:rPr>
+          <w:cs/>
+        </w:rPr>
+        <w:t xml:space="preserve">แล้วค่อยนำมากรอง </w:t>
+      </w:r>
+      <w:r>
+        <w:t>profiles (</w:t>
+      </w:r>
+      <w:r>
+        <w:rPr>
+          <w:cs/>
+        </w:rPr>
+        <w:t xml:space="preserve">แก้ปัญหาเดิมที่ค้นหา </w:t>
+      </w:r>
+      <w:r>
+        <w:t xml:space="preserve">ID Card </w:t>
+      </w:r>
+      <w:r>
+        <w:rPr>
+          <w:cs/>
+        </w:rPr>
+        <w:t>ไม่เจอ)</w:t>
+      </w:r>
+    </w:p>
+    <w:p>
+      <w:pPr>
+        <w:spacing w:after="0"/>
+      </w:pPr>
+      <w:r>
+        <w:t>Export Excel:</w:t>
+      </w:r>
+    </w:p>
+    <w:p>
+      <w:pPr>
+        <w:spacing w:after="0"/>
+        <w:ind w:firstLine="720"/>
+        <w:rPr>
+          <w:rFonts w:hint="cs"/>
+        </w:rPr>
+      </w:pPr>
+      <w:r>
+        <w:rPr>
+          <w:cs/>
+        </w:rPr>
+        <w:t xml:space="preserve">มี 2 โหมด: </w:t>
+      </w:r>
+      <w:r>
+        <w:t xml:space="preserve">current (Export </w:t>
+      </w:r>
+      <w:r>
+        <w:rPr>
+          <w:cs/>
+        </w:rPr>
+        <w:t xml:space="preserve">สิ่งที่เห็นบนหน้าจอ) และ </w:t>
+      </w:r>
+      <w:r>
+        <w:t>all (</w:t>
+      </w:r>
+      <w:r>
+        <w:rPr>
+          <w:cs/>
+        </w:rPr>
+        <w:t xml:space="preserve">ดึงข้อมูลทั้งหมดมา </w:t>
+      </w:r>
+      <w:r>
+        <w:t xml:space="preserve">Export) </w:t>
+      </w:r>
+      <w:r>
+        <w:rPr>
+          <w:cs/>
+        </w:rPr>
+        <w:t xml:space="preserve">โดยใช้ </w:t>
+      </w:r>
+      <w:r>
+        <w:t xml:space="preserve">parameter forceFetchAll </w:t>
+      </w:r>
+      <w:r>
+        <w:rPr>
+          <w:cs/>
+        </w:rPr>
+        <w:t xml:space="preserve">ในฟังก์ชัน </w:t>
+      </w:r>
+      <w:r>
+        <w:t>loadPatients</w:t>
+      </w:r>
+    </w:p>
+    <w:p>
+      <w:pPr>
+        <w:spacing w:after="0"/>
+        <w:rPr>
+          <w:rFonts w:hint="cs"/>
+        </w:rPr>
+      </w:pPr>
+      <w:r>
+        <w:rPr>
+          <w:lang w:val="en-US"/>
+        </w:rPr>
+        <w:lastRenderedPageBreak/>
+        <w:t xml:space="preserve">## </w:t>
+      </w:r>
+      <w:r>
+        <w:rPr>
+          <w:rFonts w:hint="cs"/>
+          <w:cs/>
+        </w:rPr>
+        <w:t>ปรับแก้ไข ในส่วน</w:t>
+      </w:r>
+    </w:p>
+    <w:p>
+      <w:pPr>
+        <w:spacing w:after="0"/>
+      </w:pPr>
+      <w:r>
+        <w:rPr>
+          <w:rFonts w:hint="cs"/>
+          <w:cs/>
+        </w:rPr>
+        <w:t>การแสดงผู้ป่วย</w:t>
+      </w:r>
+    </w:p>
+    <w:p>
+      <w:pPr>
+        <w:spacing w:after="0"/>
+      </w:pPr>
+      <w:r>
+        <w:rPr>
+          <w:cs/>
+        </w:rPr>
+        <w:tab/>
+      </w:r>
+      <w:r>
+        <w:rPr>
+          <w:rFonts w:hint="cs"/>
+          <w:cs/>
+        </w:rPr>
+        <w:t>จะต้องให้มองเห็น เฉพาะ ผู้ป่วยที่อยู่ในสิทธิ ของตัวเอง ดังนี้</w:t>
       </w:r>
     </w:p>
     <w:p>
       <w:pPr>
         <w:spacing w:after="0"/>
         <w:ind w:left="720" w:firstLine="720"/>
+      </w:pPr>
+      <w:r>
+        <w:rPr>
+          <w:rFonts w:hint="cs"/>
+          <w:cs/>
+        </w:rPr>
+        <w:t>ถ้าเป็น ซู</w:t>
+      </w:r>
+      <w:proofErr w:type="spellStart"/>
+      <w:r>
+        <w:rPr>
+          <w:rFonts w:hint="cs"/>
+          <w:cs/>
+        </w:rPr>
+        <w:t>เปอร์</w:t>
+      </w:r>
+      <w:proofErr w:type="spellEnd"/>
+      <w:r>
+        <w:rPr>
+          <w:rFonts w:hint="cs"/>
+          <w:cs/>
+        </w:rPr>
+        <w:t>แอดมิน จะมองเห็นได้ทั้งหมดทุกโรงพยายาลพร้อมๆกัน</w:t>
+      </w:r>
+    </w:p>
+    <w:p>
+      <w:pPr>
+        <w:spacing w:after="0"/>
+        <w:ind w:left="720" w:firstLine="720"/>
+        <w:rPr>
+          <w:rFonts w:hint="cs"/>
+        </w:rPr>
+      </w:pPr>
+      <w:r>
+        <w:rPr>
+          <w:rFonts w:hint="cs"/>
+          <w:cs/>
+        </w:rPr>
+        <w:t>ถ้าเป็นแอดมิน โรงพยายาล และ บุคลากร ก็จะมองเห็น ใน รพ เครือข่ายของตัวเอง แม่ข่ายและลูกข่าย</w:t>
+      </w:r>
+    </w:p>
+    <w:p>
+      <w:pPr>
+        <w:spacing w:after="0"/>
+      </w:pPr>
+      <w:r>
+        <w:rPr>
+          <w:cs/>
+        </w:rPr>
+        <w:tab/>
+      </w:r>
+      <w:r>
+        <w:rPr>
+          <w:rFonts w:hint="cs"/>
+          <w:cs/>
+        </w:rPr>
+        <w:t>กรณีที่</w:t>
+      </w:r>
+      <w:r>
+        <w:rPr>
+          <w:rFonts w:hint="cs"/>
+          <w:cs/>
+        </w:rPr>
+        <w:t>ผู้ป่วย</w:t>
+      </w:r>
+      <w:r>
+        <w:rPr>
+          <w:rFonts w:hint="cs"/>
+          <w:cs/>
+        </w:rPr>
+        <w:t>ที่</w:t>
+      </w:r>
+      <w:r>
+        <w:rPr>
+          <w:rFonts w:hint="cs"/>
+          <w:cs/>
+        </w:rPr>
+        <w:t xml:space="preserve">มีเป็นจำนวนมาก </w:t>
+      </w:r>
+      <w:r>
+        <w:rPr>
+          <w:rFonts w:hint="cs"/>
+          <w:cs/>
+        </w:rPr>
+        <w:t>ให้</w:t>
+      </w:r>
+      <w:r>
+        <w:rPr>
+          <w:rFonts w:hint="cs"/>
+          <w:cs/>
+        </w:rPr>
+        <w:t xml:space="preserve">ทำการแสดงผู้ป่วย ทีละหน้า </w:t>
+      </w:r>
+    </w:p>
+    <w:p>
+      <w:pPr>
+        <w:spacing w:after="0"/>
+        <w:ind w:left="720" w:firstLine="720"/>
         <w:rPr>
           <w:lang w:val="en-US"/>
         </w:rPr>
@@ -186,7 +1011,6 @@
       <w:pPr>
         <w:spacing w:after="0"/>
         <w:rPr>
-          <w:rFonts w:hint="cs"/>
           <w:cs/>
           <w:lang w:val="en-US"/>
         </w:rPr>
@@ -384,7 +1208,6 @@
       <w:pPr>
         <w:spacing w:after="0"/>
         <w:rPr>
-          <w:rFonts w:hint="cs"/>
           <w:lang w:val="en-US"/>
         </w:rPr>
       </w:pPr>
@@ -463,9 +1286,6 @@
     <w:p>
       <w:pPr>
         <w:spacing w:after="0"/>
-        <w:rPr>
-          <w:rFonts w:hint="cs"/>
-        </w:rPr>
       </w:pPr>
       <w:r>
         <w:rPr>
@@ -727,7 +1547,6 @@
       <w:pPr>
         <w:spacing w:after="0"/>
         <w:rPr>
-          <w:rFonts w:hint="cs"/>
           <w:lang w:val="en-US"/>
         </w:rPr>
       </w:pPr>
@@ -768,6 +1587,7 @@
         </w:rPr>
       </w:pPr>
       <w:r>
+        <w:lastRenderedPageBreak/>
         <w:tab/>
       </w:r>
       <w:r>
@@ -797,17 +1617,15 @@
         <w:spacing w:after="0"/>
         <w:ind w:left="720" w:firstLine="720"/>
         <w:rPr>
-          <w:rFonts w:hint="cs"/>
-          <w:lang w:val="en-US"/>
-        </w:rPr>
-      </w:pPr>
-      <w:r>
-        <w:rPr>
-          <w:rFonts w:hint="cs"/>
-          <w:cs/>
-          <w:lang w:val="en-US"/>
-        </w:rPr>
-        <w:lastRenderedPageBreak/>
+          <w:lang w:val="en-US"/>
+        </w:rPr>
+      </w:pPr>
+      <w:r>
+        <w:rPr>
+          <w:rFonts w:hint="cs"/>
+          <w:cs/>
+          <w:lang w:val="en-US"/>
+        </w:rPr>
         <w:t>ปรับเพิ่มเติม</w:t>
       </w:r>
     </w:p>
@@ -945,7 +1763,6 @@
       <w:pPr>
         <w:spacing w:after="0"/>
         <w:rPr>
-          <w:rFonts w:hint="cs"/>
           <w:cs/>
           <w:lang w:val="en-US"/>
         </w:rPr>
@@ -967,6 +1784,127 @@
     </w:sectPr>
   </w:body>
 </w:document>
+</file>
+
+<file path=word/numbering.xml><?xml version="1.0" encoding="utf-8"?>
+<w:numbering xmlns:wpc="http://schemas.microsoft.com/office/word/2010/wordprocessingCanvas" xmlns:cx="http://schemas.microsoft.com/office/drawing/2014/chartex" xmlns:cx1="http://schemas.microsoft.com/office/drawing/2015/9/8/chartex" xmlns:cx2="http://schemas.microsoft.com/office/drawing/2015/10/21/chartex" xmlns:cx3="http://schemas.microsoft.com/office/drawing/2016/5/9/chartex" xmlns:cx4="http://schemas.microsoft.com/office/drawing/2016/5/10/chartex" xmlns:cx5="http://schemas.microsoft.com/office/drawing/2016/5/11/chartex" xmlns:cx6="http://schemas.microsoft.com/office/drawing/2016/5/12/chartex" xmlns:cx7="http://schemas.microsoft.com/office/drawing/2016/5/13/chartex" xmlns:cx8="http://schemas.microsoft.com/office/drawing/2016/5/14/chartex" xmlns:mc="http://schemas.openxmlformats.org/markup-compatibility/2006" xmlns:aink="http://schemas.microsoft.com/office/drawing/2016/ink" xmlns:am3d="http://schemas.microsoft.com/office/drawing/2017/model3d" xmlns:o="urn:schemas-microsoft-com:office:office" xmlns:oel="http://schemas.microsoft.com/office/2019/extlst" xmlns:r="http://schemas.openxmlformats.org/officeDocument/2006/relationships" xmlns:m="http://schemas.openxmlformats.org/officeDocument/2006/math" xmlns:v="urn:schemas-microsoft-com:vml" xmlns:wp14="http://schemas.microsoft.com/office/word/2010/wordprocessingDrawing" xmlns:wp="http://schemas.openxmlformats.org/drawingml/2006/wordprocessingDrawing" xmlns:w10="urn:schemas-microsoft-com:office:word" xmlns:w="http://schemas.openxmlformats.org/wordprocessingml/2006/main" xmlns:w14="http://schemas.microsoft.com/office/word/2010/wordml" xmlns:w15="http://schemas.microsoft.com/office/word/2012/wordml" xmlns:w16cex="http://schemas.microsoft.com/office/word/2018/wordml/cex" xmlns:w16cid="http://schemas.microsoft.com/office/word/2016/wordml/cid" xmlns:w16="http://schemas.microsoft.com/office/word/2018/wordml" xmlns:w16du="http://schemas.microsoft.com/office/word/2023/wordml/word16du" xmlns:w16sdtdh="http://schemas.microsoft.com/office/word/2020/wordml/sdtdatahash" xmlns:w16sdtfl="http://schemas.microsoft.com/office/word/2024/wordml/sdtformatlock" xmlns:w16se="http://schemas.microsoft.com/office/word/2015/wordml/symex" xmlns:wpg="http://schemas.microsoft.com/office/word/2010/wordprocessingGroup" xmlns:wpi="http://schemas.microsoft.com/office/word/2010/wordprocessingInk" xmlns:wne="http://schemas.microsoft.com/office/word/2006/wordml" xmlns:wps="http://schemas.microsoft.com/office/word/2010/wordprocessingShape" mc:Ignorable="w14 w15 w16se w16cid w16 w16cex w16sdtdh w16sdtfl w16du wp14">
+  <w:abstractNum w:abstractNumId="0" w15:restartNumberingAfterBreak="0">
+    <w:nsid w:val="18F410D9"/>
+    <w:multiLevelType w:val="multilevel"/>
+    <w:tmpl w:val="20001C10"/>
+    <w:lvl w:ilvl="0">
+      <w:start w:val="1"/>
+      <w:numFmt w:val="decimal"/>
+      <w:lvlText w:val="%1."/>
+      <w:lvlJc w:val="left"/>
+      <w:pPr>
+        <w:tabs>
+          <w:tab w:val="num" w:pos="720"/>
+        </w:tabs>
+        <w:ind w:left="720" w:hanging="360"/>
+      </w:pPr>
+    </w:lvl>
+    <w:lvl w:ilvl="1" w:tentative="1">
+      <w:start w:val="1"/>
+      <w:numFmt w:val="decimal"/>
+      <w:lvlText w:val="%2."/>
+      <w:lvlJc w:val="left"/>
+      <w:pPr>
+        <w:tabs>
+          <w:tab w:val="num" w:pos="1440"/>
+        </w:tabs>
+        <w:ind w:left="1440" w:hanging="360"/>
+      </w:pPr>
+    </w:lvl>
+    <w:lvl w:ilvl="2" w:tentative="1">
+      <w:start w:val="1"/>
+      <w:numFmt w:val="decimal"/>
+      <w:lvlText w:val="%3."/>
+      <w:lvlJc w:val="left"/>
+      <w:pPr>
+        <w:tabs>
+          <w:tab w:val="num" w:pos="2160"/>
+        </w:tabs>
+        <w:ind w:left="2160" w:hanging="360"/>
+      </w:pPr>
+    </w:lvl>
+    <w:lvl w:ilvl="3" w:tentative="1">
+      <w:start w:val="1"/>
+      <w:numFmt w:val="decimal"/>
+      <w:lvlText w:val="%4."/>
+      <w:lvlJc w:val="left"/>
+      <w:pPr>
+        <w:tabs>
+          <w:tab w:val="num" w:pos="2880"/>
+        </w:tabs>
+        <w:ind w:left="2880" w:hanging="360"/>
+      </w:pPr>
+    </w:lvl>
+    <w:lvl w:ilvl="4" w:tentative="1">
+      <w:start w:val="1"/>
+      <w:numFmt w:val="decimal"/>
+      <w:lvlText w:val="%5."/>
+      <w:lvlJc w:val="left"/>
+      <w:pPr>
+        <w:tabs>
+          <w:tab w:val="num" w:pos="3600"/>
+        </w:tabs>
+        <w:ind w:left="3600" w:hanging="360"/>
+      </w:pPr>
+    </w:lvl>
+    <w:lvl w:ilvl="5" w:tentative="1">
+      <w:start w:val="1"/>
+      <w:numFmt w:val="decimal"/>
+      <w:lvlText w:val="%6."/>
+      <w:lvlJc w:val="left"/>
+      <w:pPr>
+        <w:tabs>
+          <w:tab w:val="num" w:pos="4320"/>
+        </w:tabs>
+        <w:ind w:left="4320" w:hanging="360"/>
+      </w:pPr>
+    </w:lvl>
+    <w:lvl w:ilvl="6" w:tentative="1">
+      <w:start w:val="1"/>
+      <w:numFmt w:val="decimal"/>
+      <w:lvlText w:val="%7."/>
+      <w:lvlJc w:val="left"/>
+      <w:pPr>
+        <w:tabs>
+          <w:tab w:val="num" w:pos="5040"/>
+        </w:tabs>
+        <w:ind w:left="5040" w:hanging="360"/>
+      </w:pPr>
+    </w:lvl>
+    <w:lvl w:ilvl="7" w:tentative="1">
+      <w:start w:val="1"/>
+      <w:numFmt w:val="decimal"/>
+      <w:lvlText w:val="%8."/>
+      <w:lvlJc w:val="left"/>
+      <w:pPr>
+        <w:tabs>
+          <w:tab w:val="num" w:pos="5760"/>
+        </w:tabs>
+        <w:ind w:left="5760" w:hanging="360"/>
+      </w:pPr>
+    </w:lvl>
+    <w:lvl w:ilvl="8" w:tentative="1">
+      <w:start w:val="1"/>
+      <w:numFmt w:val="decimal"/>
+      <w:lvlText w:val="%9."/>
+      <w:lvlJc w:val="left"/>
+      <w:pPr>
+        <w:tabs>
+          <w:tab w:val="num" w:pos="6480"/>
+        </w:tabs>
+        <w:ind w:left="6480" w:hanging="360"/>
+      </w:pPr>
+    </w:lvl>
+  </w:abstractNum>
+  <w:num w:numId="1" w16cid:durableId="31813311">
+    <w:abstractNumId w:val="0"/>
+  </w:num>
+</w:numbering>
 </file>
 
 <file path=word/styles.xml><?xml version="1.0" encoding="utf-8"?>
@@ -1891,6 +2829,24 @@
       <w:spacing w:val="5"/>
     </w:rPr>
   </w:style>
+  <w:style w:type="character" w:customStyle="1" w:styleId="qwen-markdown-text">
+    <w:name w:val="qwen-markdown-text"/>
+    <w:basedOn w:val="DefaultParagraphFont"/>
+    <w:rsid w:val="008D5D30"/>
+  </w:style>
+  <w:style w:type="character" w:styleId="HTMLCode">
+    <w:name w:val="HTML Code"/>
+    <w:basedOn w:val="DefaultParagraphFont"/>
+    <w:uiPriority w:val="99"/>
+    <w:semiHidden/>
+    <w:unhideWhenUsed/>
+    <w:rsid w:val="008D5D30"/>
+    <w:rPr>
+      <w:rFonts w:ascii="Courier New" w:eastAsia="Times New Roman" w:hAnsi="Courier New" w:cs="Courier New"/>
+      <w:sz w:val="20"/>
+      <w:szCs w:val="20"/>
+    </w:rPr>
+  </w:style>
 </w:styles>
 </file>
 
